--- a/reports/Student #2/02 - Requirements - Student #2 .docx
+++ b/reports/Student #2/02 - Requirements - Student #2 .docx
@@ -2582,7 +2582,13 @@
         </w:sdtPr>
         <w:sdtContent>
           <w:r>
-            <w:t xml:space="preserve">    </w:t>
+            <w:t xml:space="preserve"> </w:t>
+          </w:r>
+          <w:r>
+            <w:t>X</w:t>
+          </w:r>
+          <w:r>
+            <w:t xml:space="preserve">   </w:t>
           </w:r>
         </w:sdtContent>
       </w:sdt>
@@ -2699,7 +2705,13 @@
         </w:sdtPr>
         <w:sdtContent>
           <w:r>
-            <w:t xml:space="preserve">    </w:t>
+            <w:t xml:space="preserve">  </w:t>
+          </w:r>
+          <w:r>
+            <w:t>X</w:t>
+          </w:r>
+          <w:r>
+            <w:t xml:space="preserve">  </w:t>
           </w:r>
         </w:sdtContent>
       </w:sdt>
@@ -2753,7 +2765,13 @@
         </w:sdtPr>
         <w:sdtContent>
           <w:r>
-            <w:t xml:space="preserve">    </w:t>
+            <w:t xml:space="preserve"> </w:t>
+          </w:r>
+          <w:r>
+            <w:t>X</w:t>
+          </w:r>
+          <w:r>
+            <w:t xml:space="preserve">   </w:t>
           </w:r>
         </w:sdtContent>
       </w:sdt>
@@ -2789,7 +2807,13 @@
         </w:sdtPr>
         <w:sdtContent>
           <w:r>
-            <w:t xml:space="preserve">    </w:t>
+            <w:t xml:space="preserve">  </w:t>
+          </w:r>
+          <w:r>
+            <w:t>X</w:t>
+          </w:r>
+          <w:r>
+            <w:t xml:space="preserve">  </w:t>
           </w:r>
         </w:sdtContent>
       </w:sdt>
@@ -3370,7 +3394,19 @@
             <w:rPr>
               <w:lang w:val="en-US"/>
             </w:rPr>
-            <w:t xml:space="preserve">    </w:t>
+            <w:t xml:space="preserve">  </w:t>
+          </w:r>
+          <w:r>
+            <w:rPr>
+              <w:lang w:val="en-US"/>
+            </w:rPr>
+            <w:t>X</w:t>
+          </w:r>
+          <w:r>
+            <w:rPr>
+              <w:lang w:val="en-US"/>
+            </w:rPr>
+            <w:t xml:space="preserve">  </w:t>
           </w:r>
         </w:sdtContent>
       </w:sdt>
@@ -3691,6 +3727,9 @@
         </w:sdtPr>
         <w:sdtContent>
           <w:r>
+            <w:t>X</w:t>
+          </w:r>
+          <w:r>
             <w:t xml:space="preserve">    </w:t>
           </w:r>
         </w:sdtContent>
@@ -3754,7 +3793,13 @@
         </w:sdtPr>
         <w:sdtContent>
           <w:r>
-            <w:t xml:space="preserve">    </w:t>
+            <w:t xml:space="preserve">  </w:t>
+          </w:r>
+          <w:r>
+            <w:t>X</w:t>
+          </w:r>
+          <w:r>
+            <w:t xml:space="preserve">  </w:t>
           </w:r>
         </w:sdtContent>
       </w:sdt>
@@ -3835,7 +3880,13 @@
         </w:sdtPr>
         <w:sdtContent>
           <w:r>
-            <w:t xml:space="preserve">    </w:t>
+            <w:t xml:space="preserve"> </w:t>
+          </w:r>
+          <w:r>
+            <w:t>X</w:t>
+          </w:r>
+          <w:r>
+            <w:t xml:space="preserve">   </w:t>
           </w:r>
         </w:sdtContent>
       </w:sdt>
@@ -3928,7 +3979,16 @@
               <w:szCs w:val="22"/>
               <w14:ligatures w14:val="none"/>
             </w:rPr>
-            <w:t xml:space="preserve">    </w:t>
+            <w:t xml:space="preserve"> </w:t>
+          </w:r>
+          <w:r>
+            <w:rPr>
+              <w:kern w:val="0"/>
+              <w:sz w:val="22"/>
+              <w:szCs w:val="22"/>
+              <w14:ligatures w14:val="none"/>
+            </w:rPr>
+            <w:t>X</w:t>
           </w:r>
         </w:sdtContent>
       </w:sdt>
@@ -3939,7 +3999,7 @@
           <w:szCs w:val="22"/>
           <w14:ligatures w14:val="none"/>
         </w:rPr>
-        <w:t xml:space="preserve">    </w:t>
+        <w:t xml:space="preserve">  </w:t>
       </w:r>
       <w:permEnd w:id="1684496906"/>
     </w:p>
@@ -9551,6 +9611,7 @@
     <w:rsid w:val="001221F0"/>
     <w:rsid w:val="001574A4"/>
     <w:rsid w:val="001942D6"/>
+    <w:rsid w:val="001A09F6"/>
     <w:rsid w:val="002955BA"/>
     <w:rsid w:val="002B01EF"/>
     <w:rsid w:val="002C5B10"/>
@@ -9570,6 +9631,7 @@
     <w:rsid w:val="00794714"/>
     <w:rsid w:val="007A55FF"/>
     <w:rsid w:val="007C004C"/>
+    <w:rsid w:val="007D0856"/>
     <w:rsid w:val="007E6C7A"/>
     <w:rsid w:val="00813017"/>
     <w:rsid w:val="008B1087"/>
